--- a/docs/internship-report/GD008_Detailed_Report_12-25_Oct_Chinese_Draft.docx
+++ b/docs/internship-report/GD008_Detailed_Report_12-25_Oct_Chinese_Draft.docx
@@ -1244,7 +1244,7 @@
         <w:jc w:val="both"/>
       </w:pPr>
       <w:r>
-        <w:t>逐日编排说明：本节将上一版相同的活动扩写并按日期暂分配，并非已经核实的逐日出勤日志。12–21 日的具体任务日期须按实际记录确认；22–25 日为未来安排。线上与线下沟通确属原需求，但具体会议日期尚未提供。星期日是否工作待确认，后续客户反馈、修改及维护不预先编写。</w:t>
+        <w:t>逐日编排说明：本节将上一版相同的活动扩写并按日期暂分配，并非已经核实的逐日出勤日志。12–21 日的具体任务日期须按实际记录确认；22–25 日为未来安排。线上与线下沟通确属原需求，但具体会议日期尚未提供。星期六工作至中午 12 点，星期日没有上班，后续客户反馈、修改及维护不预先编写。</w:t>
       </w:r>
     </w:p>
     <w:p>
@@ -1405,7 +1405,7 @@
         <w:pStyle w:val="Heading3"/>
       </w:pPr>
       <w:r>
-        <w:t>2026 年 10 月 17 日（星期六）——初步流程与数据字段规划</w:t>
+        <w:t>2026 年 10 月 17 日（星期六，工作至中午 12 点）——初步流程与数据字段规划</w:t>
       </w:r>
     </w:p>
     <w:p>
@@ -1426,7 +1426,7 @@
         <w:jc w:val="both"/>
       </w:pPr>
       <w:r>
-        <w:t>我规划分开保存商品与交易。商品包括编号、名称、单位、期初库存、警戒值和图片引用；交易包括对应商品、进出类型、数量、员工 ID、时间及照片引用。计算规则为期初库存加有效进货，再减有效领货。这为初步原型建立基础。星期六的任务归属仍须核对实际出勤。</w:t>
+        <w:t>我规划分开保存商品与交易。商品包括编号、名称、单位、期初库存、警戒值和图片引用；交易包括对应商品、进出类型、数量、员工 ID、时间及照片引用。计算规则为期初库存加有效进货，再减有效领货。这为初步原型建立基础。星期六为半天工作，至中午 12 点；具体任务日期仍须按实际记录核对。</w:t>
       </w:r>
     </w:p>
     <w:p>
@@ -1434,7 +1434,7 @@
         <w:pStyle w:val="Heading3"/>
       </w:pPr>
       <w:r>
-        <w:t>2026 年 10 月 18 日（星期日）——活动记录待确认</w:t>
+        <w:t>2026 年 10 月 18 日（星期日）——休息日</w:t>
       </w:r>
     </w:p>
     <w:p>
@@ -1444,7 +1444,7 @@
         <w:jc w:val="both"/>
       </w:pPr>
       <w:r>
-        <w:t>目前没有提供这个星期日的实际工作或出勤资料，因此不声称当天进行了会议、开发或特定工时。如实际为休息日，应按实记录；如确有项目工作，则在提交前补入实际任务与结果。</w:t>
+        <w:t>星期日为休息日，没有上班。本日不记录会议、开发或项目任务。</w:t>
       </w:r>
     </w:p>
     <w:p>
@@ -1605,7 +1605,7 @@
         <w:pStyle w:val="Heading3"/>
       </w:pPr>
       <w:r>
-        <w:t>2026 年 10 月 24 日（星期六）——计划整理客户审阅材料</w:t>
+        <w:t>2026 年 10 月 24 日（星期六，工作至中午 12 点）——计划整理客户审阅材料</w:t>
       </w:r>
     </w:p>
     <w:p>
@@ -1626,7 +1626,7 @@
         <w:jc w:val="both"/>
       </w:pPr>
       <w:r>
-        <w:t>预期阶段成果是准备好接受反馈的原型，不假定已取得最终验收。由于尚未收到反馈，具体修改及维护不预先编写。这个星期六是否工作及实际完成了哪些准备，都需要之后确认。</w:t>
+        <w:t>预期阶段成果是准备好接受反馈的原型，不假定已取得最终验收。由于尚未收到反馈，具体修改及维护不预先编写。星期六仅安排上午工作，至中午 12 点；实际完成的准备内容仍待确认。</w:t>
       </w:r>
     </w:p>
     <w:p>
@@ -1634,7 +1634,7 @@
         <w:pStyle w:val="Heading3"/>
       </w:pPr>
       <w:r>
-        <w:t>2026 年 10 月 25 日（星期日）——工作安排待确认</w:t>
+        <w:t>2026 年 10 月 25 日（星期日）——休息日</w:t>
       </w:r>
     </w:p>
     <w:p>
@@ -1644,7 +1644,7 @@
         <w:jc w:val="both"/>
       </w:pPr>
       <w:r>
-        <w:t>保留此日期是为了覆盖要求的 10 月 12–25 日，但不假定当天有工作；相对本稿日期，这也是未来日期。如实际休息，按休息日记录；如有项目工作，之后补入核实内容。不声称当天已完成客户检视、测试、修改或维护。</w:t>
+        <w:t>按已确认的工作安排，星期日没有上班。本日为计划休息日，不安排工作任务，也不记录尚未发生的会议、测试或修改。</w:t>
       </w:r>
     </w:p>
     <w:p>
@@ -3297,10 +3297,10 @@
               <w:t>16/10：研究网页方案及开发工具。</w:t>
               <w:br/>
               <w:br/>
-              <w:t>17/10：拟定流程与数据字段（工作日期待核对）。</w:t>
+              <w:t>17/10（上午，至中午 12 点）：拟定流程与数据字段。</w:t>
               <w:br/>
               <w:br/>
-              <w:t>18/10：星期日，工作安排待确认。</w:t>
+              <w:t>18/10：星期日休息，没有上班。</w:t>
             </w:r>
           </w:p>
         </w:tc>
@@ -3368,10 +3368,10 @@
               <w:t>23/10（计划）：检视标签及管理界面。</w:t>
               <w:br/>
               <w:br/>
-              <w:t>24/10（计划）：整理需求表及客户审阅材料。</w:t>
+              <w:t>24/10（上午计划，至中午 12 点）：整理需求表及客户审阅材料。</w:t>
               <w:br/>
               <w:br/>
-              <w:t>25/10：星期日，工作安排待确认。</w:t>
+              <w:t>25/10：星期日休息，不安排工作。</w:t>
             </w:r>
           </w:p>
         </w:tc>

--- a/docs/internship-report/GD008_Detailed_Report_12-25_Oct_Chinese_Draft.docx
+++ b/docs/internship-report/GD008_Detailed_Report_12-25_Oct_Chinese_Draft.docx
@@ -1031,7 +1031,7 @@
       </w:r>
     </w:p>
     <w:p>
-      <w:fldSimple w:instr="TOC \o &quot;1-3&quot; \h \z \u">
+      <w:fldSimple w:instr="TOC \o &quot;1-2&quot; \h \z \u">
         <w:r>
           <w:t>在 Word 中右键更新目录。</w:t>
         </w:r>
@@ -1257,194 +1257,170 @@
     </w:p>
     <w:p>
       <w:pPr>
-        <w:pStyle w:val="Heading3"/>
+        <w:keepNext w:val="0"/>
+        <w:widowControl/>
+        <w:spacing w:line="360" w:lineRule="auto" w:before="0" w:after="120"/>
+        <w:ind w:firstLine="0"/>
+        <w:jc w:val="both"/>
       </w:pPr>
       <w:r>
-        <w:t>2026 年 10 月 12 日（星期一）——项目了解与现有记录查阅</w:t>
+        <w:rPr>
+          <w:rFonts w:ascii="Times New Roman" w:hAnsi="Times New Roman" w:eastAsia="SimSun"/>
+          <w:b/>
+          <w:sz w:val="24"/>
+        </w:rPr>
+        <w:t xml:space="preserve">2026 年 10 月 12 日（星期一）——项目了解与现有记录查阅 — </w:t>
+      </w:r>
+      <w:r>
+        <w:rPr>
+          <w:rFonts w:ascii="Times New Roman" w:hAnsi="Times New Roman" w:eastAsia="SimSun"/>
+          <w:sz w:val="24"/>
+        </w:rPr>
+        <w:t>我查阅库存表、现有 Google Form 和商品二维码及图片 PDF，理解原有记录流程，识别编号、名称、单位及库存等主要资料。我梳理工人扫码后记录操作的基本流程，并整理进货与领货区别、照片凭证及管理员库存可见性等问题，为需求沟通作准备。</w:t>
       </w:r>
     </w:p>
     <w:p>
       <w:pPr>
+        <w:keepNext w:val="0"/>
         <w:widowControl/>
-        <w:spacing w:line="360" w:lineRule="auto" w:after="200"/>
+        <w:spacing w:line="360" w:lineRule="auto" w:before="0" w:after="120"/>
+        <w:ind w:firstLine="0"/>
         <w:jc w:val="both"/>
       </w:pPr>
       <w:r>
-        <w:t>我先了解库存网站项目的用途，并查阅客户提供的资料。库存电子表格列出了需要保留的商品编号、名称、单位与数量。我也查看原有 Google Form 入口，以及包含个别二维码和商品图片的 PDF。这帮助我认识到，网站应改善现有记录流程，而不是另建一个与原操作无关的应用。</w:t>
+        <w:rPr>
+          <w:rFonts w:ascii="Times New Roman" w:hAnsi="Times New Roman" w:eastAsia="SimSun"/>
+          <w:b/>
+          <w:sz w:val="24"/>
+        </w:rPr>
+        <w:t xml:space="preserve">2026 年 10 月 13 日（星期二）——线上客户沟通与初步需求 — </w:t>
+      </w:r>
+      <w:r>
+        <w:rPr>
+          <w:rFonts w:ascii="Times New Roman" w:hAnsi="Times New Roman" w:eastAsia="SimSun"/>
+          <w:sz w:val="24"/>
+        </w:rPr>
+        <w:t>我通过线上沟通厘清进入商品表单、员工识别、数量、照片及可选备注等需求，将“自动扣库存”等期望转化为明确的交易与计算规则，并整理初步需求清单，让客户的日常操作描述成为设计依据。具体沟通日期仍须按实际会议记录核对。</w:t>
       </w:r>
     </w:p>
     <w:p>
       <w:pPr>
+        <w:keepNext w:val="0"/>
         <w:widowControl/>
-        <w:spacing w:line="360" w:lineRule="auto" w:after="200"/>
-        <w:ind w:firstLine="720"/>
+        <w:spacing w:line="360" w:lineRule="auto" w:before="0" w:after="120"/>
+        <w:ind w:firstLine="0"/>
         <w:jc w:val="both"/>
       </w:pPr>
       <w:r>
-        <w:t>主要任务是理解起点流程：工人扫描标签后记录一次库存操作。我整理了需要澄清的问题，尤其是进货与领货的区别、每次操作需要的凭证，以及谁可以看到库存数量。当天内容的预期产出是用于需求沟通的初步问题清单。</w:t>
+        <w:rPr>
+          <w:rFonts w:ascii="Times New Roman" w:hAnsi="Times New Roman" w:eastAsia="SimSun"/>
+          <w:b/>
+          <w:sz w:val="24"/>
+        </w:rPr>
+        <w:t xml:space="preserve">2026 年 10 月 14 日（星期三）——线下讨论与流程澄清 — </w:t>
+      </w:r>
+      <w:r>
+        <w:rPr>
+          <w:rFonts w:ascii="Times New Roman" w:hAnsi="Times New Roman" w:eastAsia="SimSun"/>
+          <w:sz w:val="24"/>
+        </w:rPr>
+        <w:t>线下讨论明确了工人只看名称、图片与单位，库存数量仅供管理员查看，进货也需要管理员授权。我考虑 PAIR、PCS、PACK 和 KG 的含义，避免数量被错误理解，并记录商品编号应保持稳定，因为已打印标签使用该编号。会议细节和日期仍须按实际记录确认。</w:t>
       </w:r>
     </w:p>
     <w:p>
       <w:pPr>
-        <w:pStyle w:val="Heading3"/>
+        <w:keepNext w:val="0"/>
+        <w:widowControl/>
+        <w:spacing w:line="360" w:lineRule="auto" w:before="0" w:after="120"/>
+        <w:ind w:firstLine="0"/>
+        <w:jc w:val="both"/>
       </w:pPr>
       <w:r>
-        <w:t>2026 年 10 月 13 日（星期二）——线上客户沟通与初步需求</w:t>
+        <w:rPr>
+          <w:rFonts w:ascii="Times New Roman" w:hAnsi="Times New Roman" w:eastAsia="SimSun"/>
+          <w:b/>
+          <w:sz w:val="24"/>
+        </w:rPr>
+        <w:t xml:space="preserve">2026 年 10 月 15 日（星期四）——需求清单整理 — </w:t>
+      </w:r>
+      <w:r>
+        <w:rPr>
+          <w:rFonts w:ascii="Times New Roman" w:hAnsi="Times New Roman" w:eastAsia="SimSun"/>
+          <w:sz w:val="24"/>
+        </w:rPr>
+        <w:t>我将需求分为工人、管理员和系统功能，包括扫码、员工 ID 与照片、库存计算、商品维护、错误更正、警戒值、公司标识及标签打印。我区分必要行为与后续增强，把额外消息渠道排除在首阶段范围外，形成较清楚的客户审阅清单，不将其当作所有功能已验收或正式测试的证明。</w:t>
       </w:r>
     </w:p>
     <w:p>
       <w:pPr>
+        <w:keepNext w:val="0"/>
         <w:widowControl/>
-        <w:spacing w:line="360" w:lineRule="auto" w:after="200"/>
+        <w:spacing w:line="360" w:lineRule="auto" w:before="0" w:after="120"/>
+        <w:ind w:firstLine="0"/>
         <w:jc w:val="both"/>
       </w:pPr>
       <w:r>
-        <w:t>我通过线上沟通厘清预期操作方式，重点包括工人如何进入商品表单、应填写什么资料，以及提交后库存如何变化。主要记录字段确定为员工识别资料、操作数量及照片，必要时也可以填写备注。</w:t>
+        <w:rPr>
+          <w:rFonts w:ascii="Times New Roman" w:hAnsi="Times New Roman" w:eastAsia="SimSun"/>
+          <w:b/>
+          <w:sz w:val="24"/>
+        </w:rPr>
+        <w:t xml:space="preserve">2026 年 10 月 16 日（星期五）——开发方案研究 — </w:t>
+      </w:r>
+      <w:r>
+        <w:rPr>
+          <w:rFonts w:ascii="Times New Roman" w:hAnsi="Times New Roman" w:eastAsia="SimSun"/>
+          <w:sz w:val="24"/>
+        </w:rPr>
+        <w:t>我比较手机网站与原生应用，选用网站方向，使工人可通过手机相机进入商品链接而无须安装。我研究 HTML、CSS、JavaScript，以及 Apps Script、Sheets 和 Drive 在界面、后台、记录与照片方面的分工，同时考虑网络依赖、服务配额及后台权限检查。</w:t>
       </w:r>
     </w:p>
     <w:p>
       <w:pPr>
+        <w:keepNext w:val="0"/>
         <w:widowControl/>
-        <w:spacing w:line="360" w:lineRule="auto" w:after="200"/>
-        <w:ind w:firstLine="720"/>
+        <w:spacing w:line="360" w:lineRule="auto" w:before="0" w:after="120"/>
+        <w:ind w:firstLine="0"/>
         <w:jc w:val="both"/>
       </w:pPr>
       <w:r>
-        <w:t>我把客户期望的结果与实施方法分开。例如，“库存自动减少”需要定义清楚的领货交易和一致的计算规则。我将这些内容整理为初步需求清单，让实际操作描述可以成为设计依据。此项沟通的具体日期仍须以学生实际会议记录核对。</w:t>
+        <w:rPr>
+          <w:rFonts w:ascii="Times New Roman" w:hAnsi="Times New Roman" w:eastAsia="SimSun"/>
+          <w:b/>
+          <w:sz w:val="24"/>
+        </w:rPr>
+        <w:t xml:space="preserve">2026 年 10 月 17 日（星期六，工作至中午 12 点）——初步流程与数据字段规划 — </w:t>
+      </w:r>
+      <w:r>
+        <w:rPr>
+          <w:rFonts w:ascii="Times New Roman" w:hAnsi="Times New Roman" w:eastAsia="SimSun"/>
+          <w:sz w:val="24"/>
+        </w:rPr>
+        <w:t>星期六工作至中午 12 点，我梳理工人与管理员流程，并规划商品及交易字段。商品包括编号、名称、单位、期初库存、警戒值与图片；交易包括进出类型、数量、员工 ID、时间和照片。库存定义为期初加有效进货、再减有效领货。具体任务日期仍须以实际记录核对。</w:t>
       </w:r>
     </w:p>
     <w:p>
       <w:pPr>
-        <w:pStyle w:val="Heading3"/>
-      </w:pPr>
-      <w:r>
-        <w:t>2026 年 10 月 14 日（星期三）——线下讨论与流程澄清</w:t>
-      </w:r>
-    </w:p>
-    <w:p>
-      <w:pPr>
+        <w:keepNext w:val="0"/>
         <w:widowControl/>
-        <w:spacing w:line="360" w:lineRule="auto" w:after="200"/>
+        <w:spacing w:line="360" w:lineRule="auto" w:before="0" w:after="120"/>
+        <w:ind w:firstLine="0"/>
         <w:jc w:val="both"/>
       </w:pPr>
       <w:r>
-        <w:t>线下讨论用于了解拟议系统如何配合领货操作。重要要求是工人扫码后能看到名称、图片及单位，但实际库存只让管理员查看。进货也应通过管理员授权登记，不作为一般工人的操作。</w:t>
+        <w:rPr>
+          <w:rFonts w:ascii="Times New Roman" w:hAnsi="Times New Roman" w:eastAsia="SimSun"/>
+          <w:b/>
+          <w:sz w:val="24"/>
+        </w:rPr>
+        <w:t xml:space="preserve">2026 年 10 月 18 日（星期日）——休息日 — </w:t>
       </w:r>
-    </w:p>
-    <w:p>
-      <w:pPr>
-        <w:widowControl/>
-        <w:spacing w:line="360" w:lineRule="auto" w:after="200"/>
-        <w:ind w:firstLine="720"/>
-        <w:jc w:val="both"/>
-      </w:pPr>
       <w:r>
-        <w:t>我考虑 PAIR、PCS、PACK 和 KG 等单位的实际意义，数量输入必须配合该商品的单位，避免把一包误当成一件。我也记录商品编号应保持固定，因为已打印二维码使用这个编号。会议细节和日期须根据学生实际记录确认。</w:t>
-      </w:r>
-    </w:p>
-    <w:p>
-      <w:pPr>
-        <w:pStyle w:val="Heading3"/>
-      </w:pPr>
-      <w:r>
-        <w:t>2026 年 10 月 15 日（星期四）——需求清单整理</w:t>
-      </w:r>
-    </w:p>
-    <w:p>
-      <w:pPr>
-        <w:widowControl/>
-        <w:spacing w:line="360" w:lineRule="auto" w:after="200"/>
-        <w:jc w:val="both"/>
-      </w:pPr>
-      <w:r>
-        <w:t>我把需求分成工人、管理员与系统责任。工人部分包括扫描对应商品、查看资料、填写员工 ID、数量及照片；管理员部分包括查看库存、登记进货、维护商品、更正错误记录、设置警戒值及打印标签。公司名称与 Logo 设置也归入相同的管理范围。</w:t>
-      </w:r>
-    </w:p>
-    <w:p>
-      <w:pPr>
-        <w:widowControl/>
-        <w:spacing w:line="360" w:lineRule="auto" w:after="200"/>
-        <w:ind w:firstLine="720"/>
-        <w:jc w:val="both"/>
-      </w:pPr>
-      <w:r>
-        <w:t>我区分必要行为与后续增强功能。首阶段以已配置的邮件和网页提醒为主，其他消息渠道不纳入当前范围，以避免需求不断扩大。产出是可供客户检视的清单，不将其当成已验收或已完成测试的证明。</w:t>
-      </w:r>
-    </w:p>
-    <w:p>
-      <w:pPr>
-        <w:pStyle w:val="Heading3"/>
-      </w:pPr>
-      <w:r>
-        <w:t>2026 年 10 月 16 日（星期五）——开发方案研究</w:t>
-      </w:r>
-    </w:p>
-    <w:p>
-      <w:pPr>
-        <w:widowControl/>
-        <w:spacing w:line="360" w:lineRule="auto" w:after="200"/>
-        <w:jc w:val="both"/>
-      </w:pPr>
-      <w:r>
-        <w:t>我比较手机友好的网站与原生应用。网站适合现有流程，因为手机相机扫码后便能直接打开商品链接，无须另行安装，管理员也可以使用电脑。我研究 HTML、CSS 与 JavaScript 如何构成表单及响应式界面。</w:t>
-      </w:r>
-    </w:p>
-    <w:p>
-      <w:pPr>
-        <w:widowControl/>
-        <w:spacing w:line="360" w:lineRule="auto" w:after="200"/>
-        <w:ind w:firstLine="720"/>
-        <w:jc w:val="both"/>
-      </w:pPr>
-      <w:r>
-        <w:t>我也研究 Google Apps Script 作为连接 Sheets 和 Drive 的后台。Sheets 可以保存商品及操作记录，Drive 保存照片。这配合已有 Google 工具，减少初始架构工作。我同时记录网络依赖、服务配额，以及不能只靠隐藏按钮、必须由后台检查权限等限制。</w:t>
-      </w:r>
-    </w:p>
-    <w:p>
-      <w:pPr>
-        <w:pStyle w:val="Heading3"/>
-      </w:pPr>
-      <w:r>
-        <w:t>2026 年 10 月 17 日（星期六，工作至中午 12 点）——初步流程与数据字段规划</w:t>
-      </w:r>
-    </w:p>
-    <w:p>
-      <w:pPr>
-        <w:widowControl/>
-        <w:spacing w:line="360" w:lineRule="auto" w:after="200"/>
-        <w:jc w:val="both"/>
-      </w:pPr>
-      <w:r>
-        <w:t>我将工人流程整理为扫码、核对商品、输入员工 ID 和数量、附照片及提交。管理员流程涵盖检查库存、进货、修改商品及标签打印。分开描述两类流程，有助于辨认需要管理权限的操作。</w:t>
-      </w:r>
-    </w:p>
-    <w:p>
-      <w:pPr>
-        <w:widowControl/>
-        <w:spacing w:line="360" w:lineRule="auto" w:after="200"/>
-        <w:ind w:firstLine="720"/>
-        <w:jc w:val="both"/>
-      </w:pPr>
-      <w:r>
-        <w:t>我规划分开保存商品与交易。商品包括编号、名称、单位、期初库存、警戒值和图片引用；交易包括对应商品、进出类型、数量、员工 ID、时间及照片引用。计算规则为期初库存加有效进货，再减有效领货。这为初步原型建立基础。星期六为半天工作，至中午 12 点；具体任务日期仍须按实际记录核对。</w:t>
-      </w:r>
-    </w:p>
-    <w:p>
-      <w:pPr>
-        <w:pStyle w:val="Heading3"/>
-      </w:pPr>
-      <w:r>
-        <w:t>2026 年 10 月 18 日（星期日）——休息日</w:t>
-      </w:r>
-    </w:p>
-    <w:p>
-      <w:pPr>
-        <w:widowControl/>
-        <w:spacing w:line="360" w:lineRule="auto" w:after="200"/>
-        <w:jc w:val="both"/>
-      </w:pPr>
-      <w:r>
-        <w:t>星期日为休息日，没有上班。本日不记录会议、开发或项目任务。</w:t>
+        <w:rPr>
+          <w:rFonts w:ascii="Times New Roman" w:hAnsi="Times New Roman" w:eastAsia="SimSun"/>
+          <w:sz w:val="24"/>
+        </w:rPr>
+        <w:t>星期日为休息日，没有上班，不记录会议、开发或项目任务。</w:t>
       </w:r>
     </w:p>
     <w:p>
@@ -1457,194 +1433,170 @@
     </w:p>
     <w:p>
       <w:pPr>
-        <w:pStyle w:val="Heading3"/>
+        <w:keepNext w:val="0"/>
+        <w:widowControl/>
+        <w:spacing w:line="360" w:lineRule="auto" w:before="0" w:after="120"/>
+        <w:ind w:firstLine="0"/>
+        <w:jc w:val="both"/>
       </w:pPr>
       <w:r>
-        <w:t>2026 年 10 月 19 日（星期一）——数据组织与原型结构</w:t>
+        <w:rPr>
+          <w:rFonts w:ascii="Times New Roman" w:hAnsi="Times New Roman" w:eastAsia="SimSun"/>
+          <w:b/>
+          <w:sz w:val="24"/>
+        </w:rPr>
+        <w:t xml:space="preserve">2026 年 10 月 19 日（星期一）——数据组织与原型结构 — </w:t>
+      </w:r>
+      <w:r>
+        <w:rPr>
+          <w:rFonts w:ascii="Times New Roman" w:hAnsi="Times New Roman" w:eastAsia="SimSun"/>
+          <w:sz w:val="24"/>
+        </w:rPr>
+        <w:t>我完善 Products、Transactions 和 Settings 的组织，把商品资料、交易及公司标识分开，并区分展示图片与交易现场照片。工人表单、管理页与标签页通过相同商品编号连接，期初库存则作为需盘点核实的起点，不代替正常进货记录。</w:t>
       </w:r>
     </w:p>
     <w:p>
       <w:pPr>
+        <w:keepNext w:val="0"/>
         <w:widowControl/>
-        <w:spacing w:line="360" w:lineRule="auto" w:after="200"/>
+        <w:spacing w:line="360" w:lineRule="auto" w:before="0" w:after="120"/>
+        <w:ind w:firstLine="0"/>
         <w:jc w:val="both"/>
       </w:pPr>
       <w:r>
-        <w:t>我完善 Products、Transactions 和 Settings 的数据组织。商品资料与库存交易分开，便于追踪变化；Settings 用于公司名称及 Logo。数据模型也区分商品展示图片与每一笔操作的现场照片。</w:t>
+        <w:rPr>
+          <w:rFonts w:ascii="Times New Roman" w:hAnsi="Times New Roman" w:eastAsia="SimSun"/>
+          <w:b/>
+          <w:sz w:val="24"/>
+        </w:rPr>
+        <w:t xml:space="preserve">2026 年 10 月 20 日（星期二）——工人界面与提交流程 — </w:t>
+      </w:r>
+      <w:r>
+        <w:rPr>
+          <w:rFonts w:ascii="Times New Roman" w:hAnsi="Times New Roman" w:eastAsia="SimSun"/>
+          <w:sz w:val="24"/>
+        </w:rPr>
+        <w:t>我以 HTML、CSS 和 JavaScript 开发初步工人表单，在手机布局中提供商品资料、员工 ID、数量及必填照片，并规划输入验证、商品识别、进出货处理和照片引用。设计考虑正数数量、库存不足及重复请求；ID 以文字保存，支持字母和开头的 0，但不视为身份认证。</w:t>
       </w:r>
     </w:p>
     <w:p>
       <w:pPr>
+        <w:keepNext w:val="0"/>
         <w:widowControl/>
-        <w:spacing w:line="360" w:lineRule="auto" w:after="200"/>
-        <w:ind w:firstLine="720"/>
+        <w:spacing w:line="360" w:lineRule="auto" w:before="0" w:after="120"/>
+        <w:ind w:firstLine="0"/>
         <w:jc w:val="both"/>
       </w:pPr>
       <w:r>
-        <w:t>页面结构分为工人表单、管理员库存页及二维码标签页，使用相同商品编号连接库存记录、表单和标签。期初库存视为需要盘点核实的起点，不用它代替正常进货。产出是更清楚的界面与记录连接方式。</w:t>
+        <w:rPr>
+          <w:rFonts w:ascii="Times New Roman" w:hAnsi="Times New Roman" w:eastAsia="SimSun"/>
+          <w:b/>
+          <w:sz w:val="24"/>
+        </w:rPr>
+        <w:t xml:space="preserve">2026 年 10 月 21 日（星期三）——初步管理功能与审阅准备 — </w:t>
+      </w:r>
+      <w:r>
+        <w:rPr>
+          <w:rFonts w:ascii="Times New Roman" w:hAnsi="Times New Roman" w:eastAsia="SimSun"/>
+          <w:sz w:val="24"/>
+        </w:rPr>
+        <w:t>我整合初步管理员功能，包括库存与记录、商品维护、警戒值、照片和二维码标签，并支持单件、多件、全选及移除误选。我考虑记录更正只撤销一次库存影响、保留原记录与原因，以及阻止造成负库存的进货删除。原型已准备供客户检视，验收和具体改动仍待反馈。</w:t>
       </w:r>
     </w:p>
     <w:p>
       <w:pPr>
-        <w:pStyle w:val="Heading3"/>
+        <w:keepNext w:val="0"/>
+        <w:widowControl/>
+        <w:spacing w:line="360" w:lineRule="auto" w:before="0" w:after="120"/>
+        <w:ind w:firstLine="0"/>
+        <w:jc w:val="both"/>
       </w:pPr>
       <w:r>
-        <w:t>2026 年 10 月 20 日（星期二）——工人界面与提交流程</w:t>
+        <w:rPr>
+          <w:rFonts w:ascii="Times New Roman" w:hAnsi="Times New Roman" w:eastAsia="SimSun"/>
+          <w:b/>
+          <w:sz w:val="24"/>
+        </w:rPr>
+        <w:t xml:space="preserve">2026 年 10 月 22 日（星期四）——计划检查原型与资料 — </w:t>
+      </w:r>
+      <w:r>
+        <w:rPr>
+          <w:rFonts w:ascii="Times New Roman" w:hAnsi="Times New Roman" w:eastAsia="SimSun"/>
+          <w:sz w:val="24"/>
+        </w:rPr>
+        <w:t>计划：根据既有需求检查原型，重点为商品编号、单位、员工 ID、数量和照片、工人库存隐私及进货管理授权，整理客户检视前的差异和遗漏。不预先声称发现故障、完成修复或通过测试，执行后按实际检查与结果更新。</w:t>
       </w:r>
     </w:p>
     <w:p>
       <w:pPr>
+        <w:keepNext w:val="0"/>
         <w:widowControl/>
-        <w:spacing w:line="360" w:lineRule="auto" w:after="200"/>
+        <w:spacing w:line="360" w:lineRule="auto" w:before="0" w:after="120"/>
+        <w:ind w:firstLine="0"/>
         <w:jc w:val="both"/>
       </w:pPr>
       <w:r>
-        <w:t>我使用 HTML、CSS 和 JavaScript 建立初步工人界面。表单显示所选商品，接收员工 ID 和数量，并要求照片。由于扫码是主要入口，布局需要在手机上保持易读。</w:t>
+        <w:rPr>
+          <w:rFonts w:ascii="Times New Roman" w:hAnsi="Times New Roman" w:eastAsia="SimSun"/>
+          <w:b/>
+          <w:sz w:val="24"/>
+        </w:rPr>
+        <w:t xml:space="preserve">2026 年 10 月 23 日（星期五）——计划检视标签与管理界面 — </w:t>
+      </w:r>
+      <w:r>
+        <w:rPr>
+          <w:rFonts w:ascii="Times New Roman" w:hAnsi="Times New Roman" w:eastAsia="SimSun"/>
+          <w:sz w:val="24"/>
+        </w:rPr>
+        <w:t>计划：检视二维码目标和标签布局，包括编号、名称、单位、照片与可选文字，检查已选清单及移除选项不会删除商品；同时检视原范围内的公司标识、商品与更正控制。实际问题及结果待执行后记录。</w:t>
       </w:r>
     </w:p>
     <w:p>
       <w:pPr>
+        <w:keepNext w:val="0"/>
         <w:widowControl/>
-        <w:spacing w:line="360" w:lineRule="auto" w:after="200"/>
-        <w:ind w:firstLine="720"/>
+        <w:spacing w:line="360" w:lineRule="auto" w:before="0" w:after="120"/>
+        <w:ind w:firstLine="0"/>
         <w:jc w:val="both"/>
       </w:pPr>
       <w:r>
-        <w:t>我考虑提交后的处理步骤：验证输入、识别商品、区分进货和领货，以及保存照片引用。设计包括正数数量、库存不足拦截及重复请求处理。员工 ID 作为文字保留，以支持字母和开头的 0，但不将填写 ID 视为已核实身份。</w:t>
+        <w:rPr>
+          <w:rFonts w:ascii="Times New Roman" w:hAnsi="Times New Roman" w:eastAsia="SimSun"/>
+          <w:b/>
+          <w:sz w:val="24"/>
+        </w:rPr>
+        <w:t xml:space="preserve">2026 年 10 月 24 日（星期六，工作至中午 12 点）——计划整理客户审阅材料 — </w:t>
+      </w:r>
+      <w:r>
+        <w:rPr>
+          <w:rFonts w:ascii="Times New Roman" w:hAnsi="Times New Roman" w:eastAsia="SimSun"/>
+          <w:sz w:val="24"/>
+        </w:rPr>
+        <w:t>计划于星期六上午至中午 12 点，整理需求、流程与原型供客户检视，并准备具确认和意见栏的客户需求表，保持文件中的预期行为一致。目标是准备好接受反馈，而非假定最终验收；实际完成事项及具体修改仍待确认。</w:t>
       </w:r>
     </w:p>
     <w:p>
       <w:pPr>
-        <w:pStyle w:val="Heading3"/>
-      </w:pPr>
-      <w:r>
-        <w:t>2026 年 10 月 21 日（星期三）——初步管理功能与审阅准备</w:t>
-      </w:r>
-    </w:p>
-    <w:p>
-      <w:pPr>
+        <w:keepNext w:val="0"/>
         <w:widowControl/>
-        <w:spacing w:line="360" w:lineRule="auto" w:after="200"/>
+        <w:spacing w:line="360" w:lineRule="auto" w:before="0" w:after="120"/>
+        <w:ind w:firstLine="0"/>
         <w:jc w:val="both"/>
       </w:pPr>
       <w:r>
-        <w:t>我将管理员需求整合到初步原型，包括库存与近期记录、商品维护、警戒值、照片更新及商品二维码生成。标签选择需要支持单件、多件或全部，并能在打印前移除误选项。</w:t>
+        <w:rPr>
+          <w:rFonts w:ascii="Times New Roman" w:hAnsi="Times New Roman" w:eastAsia="SimSun"/>
+          <w:b/>
+          <w:sz w:val="24"/>
+        </w:rPr>
+        <w:t xml:space="preserve">2026 年 10 月 25 日（星期日）——休息日 — </w:t>
       </w:r>
-    </w:p>
-    <w:p>
-      <w:pPr>
-        <w:widowControl/>
-        <w:spacing w:line="360" w:lineRule="auto" w:after="200"/>
-        <w:ind w:firstLine="720"/>
-        <w:jc w:val="both"/>
-      </w:pPr>
       <w:r>
-        <w:t>我也考虑如何受控地更正错误库存记录：只撤销一次库存影响，保留原始记录与原因；删除进货不能造成负库存。研究、设计及初步原型已准备供客户检视，但客户验收和具体修改仍待反馈，不能混同为已完成交付。</w:t>
-      </w:r>
-    </w:p>
-    <w:p>
-      <w:pPr>
-        <w:pStyle w:val="Heading3"/>
-      </w:pPr>
-      <w:r>
-        <w:t>2026 年 10 月 22 日（星期四）——计划检查原型与资料</w:t>
-      </w:r>
-    </w:p>
-    <w:p>
-      <w:pPr>
-        <w:widowControl/>
-        <w:spacing w:line="360" w:lineRule="auto" w:after="200"/>
-        <w:jc w:val="both"/>
-      </w:pPr>
-      <w:r>
-        <w:t>计划内容：根据现有需求清单检查原型，重点核对商品编号、单位、员工 ID、数量和照片字段；检查工人页面不显示库存，进货操作需要管理员授权。</w:t>
-      </w:r>
-    </w:p>
-    <w:p>
-      <w:pPr>
-        <w:widowControl/>
-        <w:spacing w:line="360" w:lineRule="auto" w:after="200"/>
-        <w:ind w:firstLine="720"/>
-        <w:jc w:val="both"/>
-      </w:pPr>
-      <w:r>
-        <w:t>预期产出是客户审阅前需要澄清的差异或遗漏清单。不预先声称发现了特定故障、完成修复或通过测试，实际检查内容及结果应在执行后替换这项计划。</w:t>
-      </w:r>
-    </w:p>
-    <w:p>
-      <w:pPr>
-        <w:pStyle w:val="Heading3"/>
-      </w:pPr>
-      <w:r>
-        <w:t>2026 年 10 月 23 日（星期五）——计划检视标签与管理界面</w:t>
-      </w:r>
-    </w:p>
-    <w:p>
-      <w:pPr>
-        <w:widowControl/>
-        <w:spacing w:line="360" w:lineRule="auto" w:after="200"/>
-        <w:jc w:val="both"/>
-      </w:pPr>
-      <w:r>
-        <w:t>计划内容：检视商品二维码链接和标签排版，包括编号、名称、单位、可用照片和可选文字；检查已选清单清楚显示打印对象，移除选项不会删除商品。</w:t>
-      </w:r>
-    </w:p>
-    <w:p>
-      <w:pPr>
-        <w:widowControl/>
-        <w:spacing w:line="360" w:lineRule="auto" w:after="200"/>
-        <w:ind w:firstLine="720"/>
-        <w:jc w:val="both"/>
-      </w:pPr>
-      <w:r>
-        <w:t>管理界面检视拟包括已在需求内的公司名称与 Logo、商品资料及记录更正控制。这是现有范围内的准备，不新增功能承诺。实际发现的问题及结果待执行后记录。</w:t>
-      </w:r>
-    </w:p>
-    <w:p>
-      <w:pPr>
-        <w:pStyle w:val="Heading3"/>
-      </w:pPr>
-      <w:r>
-        <w:t>2026 年 10 月 24 日（星期六，工作至中午 12 点）——计划整理客户审阅材料</w:t>
-      </w:r>
-    </w:p>
-    <w:p>
-      <w:pPr>
-        <w:widowControl/>
-        <w:spacing w:line="360" w:lineRule="auto" w:after="200"/>
-        <w:jc w:val="both"/>
-      </w:pPr>
-      <w:r>
-        <w:t>计划内容：整理初步需求、流程说明和原型，让客户能够一起检视；准备可供确认功能、要求修改或填写意见的客户需求表，并保持预期行为与报告一致。</w:t>
-      </w:r>
-    </w:p>
-    <w:p>
-      <w:pPr>
-        <w:widowControl/>
-        <w:spacing w:line="360" w:lineRule="auto" w:after="200"/>
-        <w:ind w:firstLine="720"/>
-        <w:jc w:val="both"/>
-      </w:pPr>
-      <w:r>
-        <w:t>预期阶段成果是准备好接受反馈的原型，不假定已取得最终验收。由于尚未收到反馈，具体修改及维护不预先编写。星期六仅安排上午工作，至中午 12 点；实际完成的准备内容仍待确认。</w:t>
-      </w:r>
-    </w:p>
-    <w:p>
-      <w:pPr>
-        <w:pStyle w:val="Heading3"/>
-      </w:pPr>
-      <w:r>
-        <w:t>2026 年 10 月 25 日（星期日）——休息日</w:t>
-      </w:r>
-    </w:p>
-    <w:p>
-      <w:pPr>
-        <w:widowControl/>
-        <w:spacing w:line="360" w:lineRule="auto" w:after="200"/>
-        <w:jc w:val="both"/>
-      </w:pPr>
-      <w:r>
-        <w:t>按已确认的工作安排，星期日没有上班。本日为计划休息日，不安排工作任务，也不记录尚未发生的会议、测试或修改。</w:t>
+        <w:rPr>
+          <w:rFonts w:ascii="Times New Roman" w:hAnsi="Times New Roman" w:eastAsia="SimSun"/>
+          <w:sz w:val="24"/>
+        </w:rPr>
+        <w:t>按已确认安排，星期日为休息日，不上班，不安排或声称已完成会议、测试、修改等工作。</w:t>
       </w:r>
     </w:p>
     <w:p>
@@ -3284,21 +3236,15 @@
               </w:rPr>
               <w:t>12/10：了解项目及查阅现有库存、表单和二维码资料。</w:t>
               <w:br/>
-              <w:br/>
               <w:t>13/10：线上需求讨论（具体日期待核对）。</w:t>
-              <w:br/>
               <w:br/>
               <w:t>14/10：线下澄清角色、单位与扫码流程（日期待核对）。</w:t>
               <w:br/>
-              <w:br/>
               <w:t>15/10：整理工人、管理员及系统需求。</w:t>
-              <w:br/>
               <w:br/>
               <w:t>16/10：研究网页方案及开发工具。</w:t>
               <w:br/>
-              <w:br/>
               <w:t>17/10（上午，至中午 12 点）：拟定流程与数据字段。</w:t>
-              <w:br/>
               <w:br/>
               <w:t>18/10：星期日休息，没有上班。</w:t>
             </w:r>
@@ -3355,21 +3301,15 @@
               </w:rPr>
               <w:t>19/10：完善商品、交易及设置数据组织。</w:t>
               <w:br/>
-              <w:br/>
               <w:t>20/10：初步工人界面与提交流程。</w:t>
-              <w:br/>
               <w:br/>
               <w:t>21/10：整理管理功能及原型，准备客户检视。</w:t>
               <w:br/>
-              <w:br/>
               <w:t>22/10（计划）：按既有需求检查原型与资料。</w:t>
-              <w:br/>
               <w:br/>
               <w:t>23/10（计划）：检视标签及管理界面。</w:t>
               <w:br/>
-              <w:br/>
               <w:t>24/10（上午计划，至中午 12 点）：整理需求表及客户审阅材料。</w:t>
-              <w:br/>
               <w:br/>
               <w:t>25/10：星期日休息，不安排工作。</w:t>
             </w:r>

--- a/docs/internship-report/GD008_Detailed_Report_12-25_Oct_Chinese_Draft.docx
+++ b/docs/internship-report/GD008_Detailed_Report_12-25_Oct_Chinese_Draft.docx
@@ -1119,7 +1119,7 @@
         <w:jc w:val="both"/>
       </w:pPr>
       <w:r>
-        <w:t>实习单位为 Bakti Makmur (M) Sdn. Bhd.，实习期为 2026 年 10 月 12 日至 2027 年 1 月 9 日，企业主管为 Christopher Kong San Hor，职位 IT Technician。本部分只记录第一个项目——二维码库存管理网站的第一、二周。公司背景资料及 Logo 之后补充。</w:t>
+        <w:t>实习单位为 Bakti Makmur (M) Sdn. Bhd.，注册编号 1316038-M，地址为 A13, Tingkat Bawah, Lorong Seri Setali 113/1, Perumahan Seri Setali, 25300 Kuantan, Pahang。公司电话／传真为 09-509 3745，电邮为 baktimakmurm@yahoo.com。上述资料来自 2026 年 9 月 15 日的实习录取信，公司 Logo 之后另加。</w:t>
       </w:r>
     </w:p>
     <w:p>
@@ -1130,6 +1130,36 @@
       </w:pPr>
       <w:r>
         <w:t>客户原本使用商品二维码连接 Google Form。项目将领货、进货、员工 ID 与照片凭证整合到手机友好的网站，并由管理员查看库存数量及执行管理操作。</w:t>
+      </w:r>
+    </w:p>
+    <w:p>
+      <w:pPr>
+        <w:spacing w:line="360" w:lineRule="auto" w:after="200"/>
+        <w:ind w:firstLine="720"/>
+        <w:jc w:val="both"/>
+      </w:pPr>
+      <w:r>
+        <w:t>录取信提供的职位为 IT Technician，部门为 IT Department，实习期间为 2026 年 10 月 12 日至 2027 年 1 月 9 日。职责说明包括协助 IT 基础设施、网络、备份、用户账号、办公与应用系统支持，并参与系统改善；这些是岗位范围，不表示本阶段已执行所有职责。本报告仍只记录前两周的库存网站项目。</w:t>
+      </w:r>
+    </w:p>
+    <w:p>
+      <w:pPr>
+        <w:spacing w:line="360" w:lineRule="auto" w:after="200"/>
+        <w:ind w:firstLine="720"/>
+        <w:jc w:val="both"/>
+      </w:pPr>
+      <w:r>
+        <w:t>录取信说明实习生向 Managing Director Christopher Kong San Hor 及 Executive Director Alexander Kong San Lum 汇报。这是已知的实习汇报关系，不是完整公司组织架构。IT Plan 将 Christopher Kong San Hor 的职位列为 IT Technician，与录取信不同，正式提交前须确认。录取信未说明公司的主要业务性质，因此不自行编造行业背景。</w:t>
+      </w:r>
+    </w:p>
+    <w:p>
+      <w:pPr>
+        <w:spacing w:line="360" w:lineRule="auto" w:after="200"/>
+        <w:ind w:firstLine="720"/>
+        <w:jc w:val="both"/>
+      </w:pPr>
+      <w:r>
+        <w:t>正常工作时间为星期一至五上午 8 点至下午 5 点，含一小时午休；星期六上午 8 点至中午 12 点。星期日不上班，依据学生另外确认的安排。具体每日任务仍按实际记录核对。</w:t>
       </w:r>
     </w:p>
     <w:p>
@@ -3491,7 +3521,7 @@
         <w:jc w:val="both"/>
       </w:pPr>
       <w:r>
-        <w:t>主管：Christopher Kong San Hor｜IT Technician</w:t>
+        <w:t>主管：Christopher Kong San Hor｜Managing Director（录取信；IT Plan 列为 IT Technician，提交前须确认）</w:t>
       </w:r>
     </w:p>
     <w:p>

--- a/docs/internship-report/GD008_Detailed_Report_12-25_Oct_Chinese_Draft.docx
+++ b/docs/internship-report/GD008_Detailed_Report_12-25_Oct_Chinese_Draft.docx
@@ -825,7 +825,7 @@
         <w:sectPr>
           <w:headerReference w:type="default" r:id="rId13"/>
           <w:footerReference w:type="default" r:id="rId14"/>
-          <w:pgSz w:h="16840" w:w="11910" w:orient="portrait"/>
+          <w:pgSz w:h="16838" w:w="11906" w:orient="portrait"/>
           <w:pgMar w:bottom="280" w:top="1580" w:left="1680" w:right="1180" w:header="720" w:footer="720"/>
           <w:pgNumType w:start="1"/>
         </w:sectPr>
@@ -919,7 +919,7 @@
       <w:pPr>
         <w:sectPr>
           <w:type w:val="nextPage"/>
-          <w:pgSz w:h="16840" w:w="11910" w:orient="portrait"/>
+          <w:pgSz w:h="16838" w:w="11906" w:orient="portrait"/>
           <w:pgMar w:bottom="1660" w:top="1320" w:left="1080" w:right="500" w:header="0" w:footer="1474"/>
         </w:sectPr>
       </w:pPr>
@@ -1006,15 +1006,6 @@
       </w:pPr>
       <w:r>
         <w:t>本阶段报告涵盖 2026 年 10 月 12–25 日，即第一个项目——二维码库存管理网站的前两个报告周。将上一版相同的需求、研究、流程与数据设计及初步原型内容扩写为逐日记录。原型待客户检视；具体每日分配须核实，21 日之后仍属计划，不将后续反馈、修改与维护写为已完成工作。</w:t>
-      </w:r>
-    </w:p>
-    <w:p>
-      <w:pPr>
-        <w:widowControl/>
-        <w:jc w:val="both"/>
-      </w:pPr>
-      <w:r>
-        <w:t>关键词：库存管理；二维码；网页应用；Google Apps Script；实习。</w:t>
       </w:r>
     </w:p>
     <w:p>
@@ -1091,7 +1082,7 @@
         <w:sectPr>
           <w:headerReference w:type="default" r:id="rId15"/>
           <w:footerReference w:type="default" r:id="rId16"/>
-          <w:pgSz w:h="16840" w:w="11910" w:orient="portrait"/>
+          <w:pgSz w:h="16838" w:w="11906" w:orient="portrait"/>
           <w:pgMar w:bottom="1660" w:top="1320" w:left="1080" w:right="500" w:header="0" w:footer="1474"/>
           <w:pgNumType w:fmt="lowerRoman" w:start="1"/>
         </w:sectPr>
@@ -1100,6 +1091,8 @@
     <w:p>
       <w:pPr>
         <w:pStyle w:val="Heading1"/>
+        <w:keepNext/>
+        <w:pageBreakBefore/>
       </w:pPr>
       <w:r>
         <w:t>第一章——绪论</w:t>
@@ -1108,6 +1101,8 @@
     <w:p>
       <w:pPr>
         <w:pStyle w:val="Heading2"/>
+        <w:keepNext/>
+        <w:spacing w:after="360"/>
       </w:pPr>
       <w:r>
         <w:t>1.1 实习与项目背景</w:t>
@@ -1116,55 +1111,213 @@
     <w:p>
       <w:pPr>
         <w:widowControl/>
+        <w:spacing w:line="360" w:lineRule="auto" w:after="360"/>
+        <w:ind w:firstLine="0"/>
         <w:jc w:val="both"/>
       </w:pPr>
       <w:r>
+        <w:rPr>
+          <w:rFonts w:ascii="Times New Roman" w:hAnsi="Times New Roman" w:eastAsia="SimSun"/>
+          <w:sz w:val="24"/>
+        </w:rPr>
         <w:t>实习单位为 Bakti Makmur (M) Sdn. Bhd.，注册编号 1316038-M，地址为 A13, Tingkat Bawah, Lorong Seri Setali 113/1, Perumahan Seri Setali, 25300 Kuantan, Pahang。公司电话／传真为 09-509 3745，电邮为 baktimakmurm@yahoo.com。上述资料来自 2026 年 9 月 15 日的实习录取信，公司 Logo 之后另加。</w:t>
+      </w:r>
+      <w:r>
+        <w:t>（Bakti Makmur (M) Sdn. Bhd., 2026）</w:t>
       </w:r>
     </w:p>
     <w:p>
       <w:pPr>
         <w:widowControl/>
+        <w:spacing w:line="360" w:lineRule="auto" w:after="360"/>
         <w:ind w:firstLine="720"/>
         <w:jc w:val="both"/>
       </w:pPr>
       <w:r>
+        <w:rPr>
+          <w:rFonts w:ascii="Times New Roman" w:hAnsi="Times New Roman" w:eastAsia="SimSun"/>
+          <w:sz w:val="24"/>
+        </w:rPr>
         <w:t>客户原本使用商品二维码连接 Google Form。项目将领货、进货、员工 ID 与照片凭证整合到手机友好的网站，并由管理员查看库存数量及执行管理操作。</w:t>
       </w:r>
     </w:p>
     <w:p>
       <w:pPr>
-        <w:spacing w:line="360" w:lineRule="auto" w:after="200"/>
+        <w:widowControl/>
+        <w:spacing w:line="360" w:lineRule="auto" w:after="360"/>
         <w:ind w:firstLine="720"/>
         <w:jc w:val="both"/>
       </w:pPr>
       <w:r>
+        <w:rPr>
+          <w:rFonts w:ascii="Times New Roman" w:hAnsi="Times New Roman" w:eastAsia="SimSun"/>
+          <w:sz w:val="24"/>
+        </w:rPr>
         <w:t>录取信提供的职位为 IT Technician，部门为 IT Department，实习期间为 2026 年 10 月 12 日至 2027 年 1 月 9 日。职责说明包括协助 IT 基础设施、网络、备份、用户账号、办公与应用系统支持，并参与系统改善；这些是岗位范围，不表示本阶段已执行所有职责。本报告仍只记录前两周的库存网站项目。</w:t>
       </w:r>
     </w:p>
     <w:p>
       <w:pPr>
-        <w:spacing w:line="360" w:lineRule="auto" w:after="200"/>
+        <w:widowControl/>
+        <w:spacing w:line="360" w:lineRule="auto" w:after="360"/>
         <w:ind w:firstLine="720"/>
         <w:jc w:val="both"/>
       </w:pPr>
       <w:r>
+        <w:rPr>
+          <w:rFonts w:ascii="Times New Roman" w:hAnsi="Times New Roman" w:eastAsia="SimSun"/>
+          <w:sz w:val="24"/>
+        </w:rPr>
         <w:t>录取信说明实习生向 Managing Director Christopher Kong San Hor 及 Executive Director Alexander Kong San Lum 汇报。这是已知的实习汇报关系，不是完整公司组织架构。IT Plan 将 Christopher Kong San Hor 的职位列为 IT Technician，与录取信不同，正式提交前须确认。录取信未说明公司的主要业务性质，因此不自行编造行业背景。</w:t>
       </w:r>
     </w:p>
     <w:p>
       <w:pPr>
-        <w:spacing w:line="360" w:lineRule="auto" w:after="200"/>
+        <w:widowControl/>
+        <w:spacing w:line="360" w:lineRule="auto" w:after="360"/>
         <w:ind w:firstLine="720"/>
         <w:jc w:val="both"/>
       </w:pPr>
       <w:r>
+        <w:rPr>
+          <w:rFonts w:ascii="Times New Roman" w:hAnsi="Times New Roman" w:eastAsia="SimSun"/>
+          <w:sz w:val="24"/>
+        </w:rPr>
         <w:t>正常工作时间为星期一至五上午 8 点至下午 5 点，含一小时午休；星期六上午 8 点至中午 12 点。星期日不上班，依据学生另外确认的安排。具体每日任务仍按实际记录核对。</w:t>
       </w:r>
     </w:p>
     <w:p>
       <w:pPr>
+        <w:keepNext/>
+      </w:pPr>
+      <w:r>
+        <w:t>图 1.1：录取信列明的实习汇报关系（非完整公司组织架构）</w:t>
+      </w:r>
+    </w:p>
+    <w:tbl>
+      <w:tblPr>
+        <w:tblStyle w:val="Table2"/>
+        <w:tblW w:type="auto" w:w="0"/>
+        <w:tblLook w:firstColumn="1" w:firstRow="1" w:lastColumn="0" w:lastRow="0" w:noHBand="0" w:noVBand="1" w:val="04A0"/>
+      </w:tblPr>
+      <w:tblGrid>
+        <w:gridCol w:w="5163"/>
+        <w:gridCol w:w="5163"/>
+      </w:tblGrid>
+      <w:tr>
+        <w:tc>
+          <w:tcPr>
+            <w:tcW w:type="dxa" w:w="5163"/>
+          </w:tcPr>
+          <w:p>
+            <w:pPr>
+              <w:spacing w:line="360" w:lineRule="auto" w:after="80"/>
+              <w:jc w:val="center"/>
+            </w:pPr>
+            <w:r>
+              <w:rPr>
+                <w:rFonts w:ascii="Times New Roman" w:hAnsi="Times New Roman" w:eastAsia="SimSun"/>
+                <w:sz w:val="24"/>
+              </w:rPr>
+              <w:t>Christopher Kong San Hor</w:t>
+              <w:br/>
+              <w:t>Managing Director</w:t>
+            </w:r>
+          </w:p>
+        </w:tc>
+        <w:tc>
+          <w:tcPr>
+            <w:tcW w:type="dxa" w:w="5163"/>
+          </w:tcPr>
+          <w:p>
+            <w:pPr>
+              <w:spacing w:line="360" w:lineRule="auto" w:after="80"/>
+              <w:jc w:val="center"/>
+            </w:pPr>
+            <w:r>
+              <w:rPr>
+                <w:rFonts w:ascii="Times New Roman" w:hAnsi="Times New Roman" w:eastAsia="SimSun"/>
+                <w:sz w:val="24"/>
+              </w:rPr>
+              <w:t>Alexander Kong San Lum</w:t>
+              <w:br/>
+              <w:t>Executive Director</w:t>
+            </w:r>
+          </w:p>
+        </w:tc>
+      </w:tr>
+      <w:tr>
+        <w:tc>
+          <w:tcPr>
+            <w:tcW w:type="dxa" w:w="5163"/>
+          </w:tcPr>
+          <w:p>
+            <w:pPr>
+              <w:spacing w:line="360" w:lineRule="auto" w:after="80"/>
+              <w:jc w:val="center"/>
+            </w:pPr>
+            <w:r>
+              <w:rPr>
+                <w:rFonts w:ascii="Times New Roman" w:hAnsi="Times New Roman" w:eastAsia="SimSun"/>
+                <w:sz w:val="24"/>
+              </w:rPr>
+              <w:t>↓</w:t>
+            </w:r>
+          </w:p>
+        </w:tc>
+        <w:tc>
+          <w:tcPr>
+            <w:tcW w:type="dxa" w:w="5163"/>
+          </w:tcPr>
+          <w:p>
+            <w:pPr>
+              <w:spacing w:line="360" w:lineRule="auto" w:after="80"/>
+              <w:jc w:val="center"/>
+            </w:pPr>
+            <w:r>
+              <w:rPr>
+                <w:rFonts w:ascii="Times New Roman" w:hAnsi="Times New Roman" w:eastAsia="SimSun"/>
+                <w:sz w:val="24"/>
+              </w:rPr>
+              <w:t>↓</w:t>
+            </w:r>
+          </w:p>
+        </w:tc>
+      </w:tr>
+      <w:tr>
+        <w:tc>
+          <w:tcPr>
+            <w:tcW w:type="dxa" w:w="10326"/>
+            <w:gridSpan w:val="2"/>
+          </w:tcPr>
+          <w:p>
+            <w:pPr>
+              <w:spacing w:line="360" w:lineRule="auto" w:after="80"/>
+              <w:jc w:val="center"/>
+            </w:pPr>
+            <w:r>
+              <w:rPr>
+                <w:rFonts w:ascii="Times New Roman" w:hAnsi="Times New Roman" w:eastAsia="SimSun"/>
+                <w:sz w:val="24"/>
+              </w:rPr>
+              <w:t>Wong Sook En</w:t>
+              <w:br/>
+              <w:t>IT Technician 实习生</w:t>
+            </w:r>
+          </w:p>
+        </w:tc>
+      </w:tr>
+    </w:tbl>
+    <w:p>
+      <w:r>
+        <w:t>完整公司组织架构及主要业务仍需公司确认；主管职位与 IT Plan 的差异也待核实。</w:t>
+      </w:r>
+    </w:p>
+    <w:p>
+      <w:pPr>
         <w:pStyle w:val="Heading2"/>
+        <w:keepNext/>
+        <w:spacing w:after="360"/>
       </w:pPr>
       <w:r>
         <w:t>1.2 目标与范围</w:t>
@@ -1173,9 +1326,15 @@
     <w:p>
       <w:pPr>
         <w:widowControl/>
+        <w:spacing w:line="360" w:lineRule="auto" w:after="360"/>
+        <w:ind w:firstLine="0"/>
         <w:jc w:val="both"/>
       </w:pPr>
       <w:r>
+        <w:rPr>
+          <w:rFonts w:ascii="Times New Roman" w:hAnsi="Times New Roman" w:eastAsia="SimSun"/>
+          <w:sz w:val="24"/>
+        </w:rPr>
         <w:t>目标是简化扫码记录、自动计算库存，并提供商品维护、错误记录更正、补货提醒，以及附照片的二维码标签打印。方案使用现有 Google 服务，不开发原生手机应用。额外消息渠道暂不纳入本阶段范围。</w:t>
       </w:r>
     </w:p>
@@ -1187,6 +1346,7 @@
     <w:p>
       <w:pPr>
         <w:pStyle w:val="Heading1"/>
+        <w:keepNext/>
       </w:pPr>
       <w:r>
         <w:t>第二章——研究与学习</w:t>
@@ -1195,6 +1355,8 @@
     <w:p>
       <w:pPr>
         <w:pStyle w:val="Heading2"/>
+        <w:keepNext/>
+        <w:spacing w:after="360"/>
       </w:pPr>
       <w:r>
         <w:t>2.1 需求与技术选型</w:t>
@@ -1203,33 +1365,53 @@
     <w:p>
       <w:pPr>
         <w:widowControl/>
+        <w:spacing w:line="360" w:lineRule="auto" w:after="360"/>
+        <w:ind w:firstLine="0"/>
         <w:jc w:val="both"/>
       </w:pPr>
       <w:r>
+        <w:rPr>
+          <w:rFonts w:ascii="Times New Roman" w:hAnsi="Times New Roman" w:eastAsia="SimSun"/>
+          <w:sz w:val="24"/>
+        </w:rPr>
         <w:t>我查阅客户提供的库存表、Google Form 和商品二维码 PDF，并通过线上及线下沟通理解需求。主要要求包括扫描对应商品、输入员工 ID 和数量、提供照片、区分管理员权限，以及每件商品独立的补货警戒值。</w:t>
       </w:r>
     </w:p>
     <w:p>
       <w:pPr>
         <w:widowControl/>
+        <w:spacing w:line="360" w:lineRule="auto" w:after="360"/>
         <w:ind w:firstLine="720"/>
         <w:jc w:val="both"/>
       </w:pPr>
       <w:r>
+        <w:rPr>
+          <w:rFonts w:ascii="Times New Roman" w:hAnsi="Times New Roman" w:eastAsia="SimSun"/>
+          <w:sz w:val="24"/>
+        </w:rPr>
         <w:t>界面选择 HTML、CSS 和 JavaScript，后台使用 Google Apps Script，Google Sheets 保存商品与交易记录，Google Drive 储存照片。网站让工人通过手机相机直接进入商品表单，无须安装应用。</w:t>
       </w:r>
     </w:p>
     <w:p>
       <w:pPr>
+        <w:widowControl/>
+        <w:spacing w:line="360" w:lineRule="auto" w:after="360"/>
+        <w:ind w:firstLine="720"/>
         <w:jc w:val="both"/>
       </w:pPr>
       <w:r>
+        <w:rPr>
+          <w:rFonts w:ascii="Times New Roman" w:hAnsi="Times New Roman" w:eastAsia="SimSun"/>
+          <w:sz w:val="24"/>
+        </w:rPr>
         <w:t>从技术职责看，HTML 定义商品选择、输入字段及管理表格；CSS 提供手机布局和打印样式；JavaScript 负责交互、输入准备和二维码生成。Apps Script 在后台核对请求并连接表格与文件，避免让工人直接修改库存表。工具分工围绕相同需求展开，没有增加新的项目范围。</w:t>
       </w:r>
     </w:p>
     <w:p>
       <w:pPr>
         <w:pStyle w:val="Heading2"/>
+        <w:keepNext/>
+        <w:spacing w:after="360"/>
       </w:pPr>
       <w:r>
         <w:t>2.2 流程与初步原型</w:t>
@@ -1238,19 +1420,30 @@
     <w:p>
       <w:pPr>
         <w:widowControl/>
+        <w:spacing w:line="360" w:lineRule="auto" w:after="360"/>
+        <w:ind w:firstLine="0"/>
         <w:jc w:val="both"/>
       </w:pPr>
       <w:r>
+        <w:rPr>
+          <w:rFonts w:ascii="Times New Roman" w:hAnsi="Times New Roman" w:eastAsia="SimSun"/>
+          <w:sz w:val="24"/>
+        </w:rPr>
         <w:t>工人流程为扫描二维码、确认商品、填写员工 ID 和数量、附照片及提交。管理员可维护商品、查看库存、更正误填记录及打印指定标签。库存计算规则为期初库存加有效进货，再减有效领货。</w:t>
       </w:r>
     </w:p>
     <w:p>
       <w:pPr>
         <w:widowControl/>
+        <w:spacing w:line="360" w:lineRule="auto" w:after="360"/>
         <w:ind w:firstLine="720"/>
         <w:jc w:val="both"/>
       </w:pPr>
       <w:r>
+        <w:rPr>
+          <w:rFonts w:ascii="Times New Roman" w:hAnsi="Times New Roman" w:eastAsia="SimSun"/>
+          <w:sz w:val="24"/>
+        </w:rPr>
         <w:t>研究和初步开发后，已具备供客户检视的原型。设计考虑包括数量验证、库存不足拦截、防止重复提交及后台管理权限检查。员工 ID 仍是自行填写，共用管理员密码也属于初版限制。</w:t>
       </w:r>
     </w:p>
@@ -1262,6 +1455,7 @@
     <w:p>
       <w:pPr>
         <w:pStyle w:val="Heading1"/>
+        <w:keepNext/>
       </w:pPr>
       <w:r>
         <w:t>第三章——工业实习工作经验</w:t>
@@ -1270,16 +1464,23 @@
     <w:p>
       <w:pPr>
         <w:widowControl/>
-        <w:spacing w:line="360" w:lineRule="auto" w:after="200"/>
+        <w:spacing w:line="360" w:lineRule="auto" w:after="360"/>
+        <w:ind w:firstLine="0"/>
         <w:jc w:val="both"/>
       </w:pPr>
       <w:r>
+        <w:rPr>
+          <w:rFonts w:ascii="Times New Roman" w:hAnsi="Times New Roman" w:eastAsia="SimSun"/>
+          <w:sz w:val="24"/>
+        </w:rPr>
         <w:t>逐日编排说明：本节将上一版相同的活动扩写并按日期暂分配，并非已经核实的逐日出勤日志。12–21 日的具体任务日期须按实际记录确认；22–25 日为未来安排。线上与线下沟通确属原需求，但具体会议日期尚未提供。星期六工作至中午 12 点，星期日没有上班，后续客户反馈、修改及维护不预先编写。</w:t>
       </w:r>
     </w:p>
     <w:p>
       <w:pPr>
         <w:pStyle w:val="Heading2"/>
+        <w:keepNext/>
+        <w:spacing w:after="360"/>
       </w:pPr>
       <w:r>
         <w:t>3.1 第一周：2026 年 10 月 12–18 日</w:t>
@@ -1289,7 +1490,7 @@
       <w:pPr>
         <w:keepNext w:val="0"/>
         <w:widowControl/>
-        <w:spacing w:line="360" w:lineRule="auto" w:before="0" w:after="120"/>
+        <w:spacing w:line="360" w:lineRule="auto" w:before="0" w:after="360"/>
         <w:ind w:firstLine="0"/>
         <w:jc w:val="both"/>
       </w:pPr>
@@ -1313,8 +1514,8 @@
       <w:pPr>
         <w:keepNext w:val="0"/>
         <w:widowControl/>
-        <w:spacing w:line="360" w:lineRule="auto" w:before="0" w:after="120"/>
-        <w:ind w:firstLine="0"/>
+        <w:spacing w:line="360" w:lineRule="auto" w:before="0" w:after="360"/>
+        <w:ind w:firstLine="720"/>
         <w:jc w:val="both"/>
       </w:pPr>
       <w:r>
@@ -1337,8 +1538,8 @@
       <w:pPr>
         <w:keepNext w:val="0"/>
         <w:widowControl/>
-        <w:spacing w:line="360" w:lineRule="auto" w:before="0" w:after="120"/>
-        <w:ind w:firstLine="0"/>
+        <w:spacing w:line="360" w:lineRule="auto" w:before="0" w:after="360"/>
+        <w:ind w:firstLine="720"/>
         <w:jc w:val="both"/>
       </w:pPr>
       <w:r>
@@ -1361,8 +1562,8 @@
       <w:pPr>
         <w:keepNext w:val="0"/>
         <w:widowControl/>
-        <w:spacing w:line="360" w:lineRule="auto" w:before="0" w:after="120"/>
-        <w:ind w:firstLine="0"/>
+        <w:spacing w:line="360" w:lineRule="auto" w:before="0" w:after="360"/>
+        <w:ind w:firstLine="720"/>
         <w:jc w:val="both"/>
       </w:pPr>
       <w:r>
@@ -1385,8 +1586,8 @@
       <w:pPr>
         <w:keepNext w:val="0"/>
         <w:widowControl/>
-        <w:spacing w:line="360" w:lineRule="auto" w:before="0" w:after="120"/>
-        <w:ind w:firstLine="0"/>
+        <w:spacing w:line="360" w:lineRule="auto" w:before="0" w:after="360"/>
+        <w:ind w:firstLine="720"/>
         <w:jc w:val="both"/>
       </w:pPr>
       <w:r>
@@ -1409,8 +1610,8 @@
       <w:pPr>
         <w:keepNext w:val="0"/>
         <w:widowControl/>
-        <w:spacing w:line="360" w:lineRule="auto" w:before="0" w:after="120"/>
-        <w:ind w:firstLine="0"/>
+        <w:spacing w:line="360" w:lineRule="auto" w:before="0" w:after="360"/>
+        <w:ind w:firstLine="720"/>
         <w:jc w:val="both"/>
       </w:pPr>
       <w:r>
@@ -1433,8 +1634,8 @@
       <w:pPr>
         <w:keepNext w:val="0"/>
         <w:widowControl/>
-        <w:spacing w:line="360" w:lineRule="auto" w:before="0" w:after="120"/>
-        <w:ind w:firstLine="0"/>
+        <w:spacing w:line="360" w:lineRule="auto" w:before="0" w:after="360"/>
+        <w:ind w:firstLine="720"/>
         <w:jc w:val="both"/>
       </w:pPr>
       <w:r>
@@ -1456,6 +1657,8 @@
     <w:p>
       <w:pPr>
         <w:pStyle w:val="Heading2"/>
+        <w:keepNext/>
+        <w:spacing w:after="360"/>
       </w:pPr>
       <w:r>
         <w:t>3.2 第二周：2026 年 10 月 19–25 日</w:t>
@@ -1465,7 +1668,7 @@
       <w:pPr>
         <w:keepNext w:val="0"/>
         <w:widowControl/>
-        <w:spacing w:line="360" w:lineRule="auto" w:before="0" w:after="120"/>
+        <w:spacing w:line="360" w:lineRule="auto" w:before="0" w:after="360"/>
         <w:ind w:firstLine="0"/>
         <w:jc w:val="both"/>
       </w:pPr>
@@ -1489,8 +1692,8 @@
       <w:pPr>
         <w:keepNext w:val="0"/>
         <w:widowControl/>
-        <w:spacing w:line="360" w:lineRule="auto" w:before="0" w:after="120"/>
-        <w:ind w:firstLine="0"/>
+        <w:spacing w:line="360" w:lineRule="auto" w:before="0" w:after="360"/>
+        <w:ind w:firstLine="720"/>
         <w:jc w:val="both"/>
       </w:pPr>
       <w:r>
@@ -1513,8 +1716,8 @@
       <w:pPr>
         <w:keepNext w:val="0"/>
         <w:widowControl/>
-        <w:spacing w:line="360" w:lineRule="auto" w:before="0" w:after="120"/>
-        <w:ind w:firstLine="0"/>
+        <w:spacing w:line="360" w:lineRule="auto" w:before="0" w:after="360"/>
+        <w:ind w:firstLine="720"/>
         <w:jc w:val="both"/>
       </w:pPr>
       <w:r>
@@ -1537,8 +1740,8 @@
       <w:pPr>
         <w:keepNext w:val="0"/>
         <w:widowControl/>
-        <w:spacing w:line="360" w:lineRule="auto" w:before="0" w:after="120"/>
-        <w:ind w:firstLine="0"/>
+        <w:spacing w:line="360" w:lineRule="auto" w:before="0" w:after="360"/>
+        <w:ind w:firstLine="720"/>
         <w:jc w:val="both"/>
       </w:pPr>
       <w:r>
@@ -1561,8 +1764,8 @@
       <w:pPr>
         <w:keepNext w:val="0"/>
         <w:widowControl/>
-        <w:spacing w:line="360" w:lineRule="auto" w:before="0" w:after="120"/>
-        <w:ind w:firstLine="0"/>
+        <w:spacing w:line="360" w:lineRule="auto" w:before="0" w:after="360"/>
+        <w:ind w:firstLine="720"/>
         <w:jc w:val="both"/>
       </w:pPr>
       <w:r>
@@ -1585,8 +1788,8 @@
       <w:pPr>
         <w:keepNext w:val="0"/>
         <w:widowControl/>
-        <w:spacing w:line="360" w:lineRule="auto" w:before="0" w:after="120"/>
-        <w:ind w:firstLine="0"/>
+        <w:spacing w:line="360" w:lineRule="auto" w:before="0" w:after="360"/>
+        <w:ind w:firstLine="720"/>
         <w:jc w:val="both"/>
       </w:pPr>
       <w:r>
@@ -1609,8 +1812,8 @@
       <w:pPr>
         <w:keepNext w:val="0"/>
         <w:widowControl/>
-        <w:spacing w:line="360" w:lineRule="auto" w:before="0" w:after="120"/>
-        <w:ind w:firstLine="0"/>
+        <w:spacing w:line="360" w:lineRule="auto" w:before="0" w:after="360"/>
+        <w:ind w:firstLine="720"/>
         <w:jc w:val="both"/>
       </w:pPr>
       <w:r>
@@ -1632,6 +1835,7 @@
     <w:p>
       <w:pPr>
         <w:pStyle w:val="Heading1"/>
+        <w:keepNext/>
         <w:pageBreakBefore/>
       </w:pPr>
       <w:r>
@@ -1641,6 +1845,8 @@
     <w:p>
       <w:pPr>
         <w:pStyle w:val="Heading2"/>
+        <w:keepNext/>
+        <w:spacing w:after="360"/>
       </w:pPr>
       <w:r>
         <w:t>4.1 主要任务与验证</w:t>
@@ -1649,15 +1855,23 @@
     <w:p>
       <w:pPr>
         <w:widowControl/>
+        <w:spacing w:line="360" w:lineRule="auto" w:after="360"/>
+        <w:ind w:firstLine="0"/>
         <w:jc w:val="both"/>
       </w:pPr>
       <w:r>
+        <w:rPr>
+          <w:rFonts w:ascii="Times New Roman" w:hAnsi="Times New Roman" w:eastAsia="SimSun"/>
+          <w:sz w:val="24"/>
+        </w:rPr>
         <w:t>项目工作涵盖需求、流程与数据设计、初步网页原型及客户测试准备。试运行应检查二维码对应商品、库存加减、照片读取、指定标签打印及管理员记录更正。仅能打开页面不足以证明这些功能正确。</w:t>
       </w:r>
     </w:p>
     <w:p>
       <w:pPr>
         <w:pStyle w:val="Heading2"/>
+        <w:keepNext/>
+        <w:spacing w:after="360"/>
       </w:pPr>
       <w:r>
         <w:t>4.2 数据责任与学习</w:t>
@@ -1666,17 +1880,30 @@
     <w:p>
       <w:pPr>
         <w:widowControl/>
+        <w:spacing w:line="360" w:lineRule="auto" w:after="360"/>
+        <w:ind w:firstLine="0"/>
         <w:jc w:val="both"/>
       </w:pPr>
       <w:r>
+        <w:rPr>
+          <w:rFonts w:ascii="Times New Roman" w:hAnsi="Times New Roman" w:eastAsia="SimSun"/>
+          <w:sz w:val="24"/>
+        </w:rPr>
         <w:t>正式使用前须核实期初库存，清楚标识测试记录，并在更正时保留核查资料。密码与私人照片链接不应公开。项目促进软件设计及工具应用能力（CO1–CO2）、沟通与自主学习（CO5–CO7），以及负责任地处理客户资料（CO3–CO4）。</w:t>
       </w:r>
     </w:p>
     <w:p>
       <w:pPr>
+        <w:widowControl/>
+        <w:spacing w:line="360" w:lineRule="auto" w:after="360"/>
+        <w:ind w:firstLine="720"/>
         <w:jc w:val="both"/>
       </w:pPr>
       <w:r>
+        <w:rPr>
+          <w:rFonts w:ascii="Times New Roman" w:hAnsi="Times New Roman" w:eastAsia="SimSun"/>
+          <w:sz w:val="24"/>
+        </w:rPr>
         <w:t>本阶段的主要困难是把日常操作描述转化为明确规则，例如数量使用哪个单位、哪些信息需要隐藏、记录填错后如何更正。我以分类需求、分开工人与管理员流程，以及明确数据字段的方式处理。这加强了沟通、独立研究和问题拆解能力；客户意见尚待收集，因此不虚构具体修改结果。</w:t>
       </w:r>
     </w:p>
@@ -1688,6 +1915,7 @@
     <w:p>
       <w:pPr>
         <w:pStyle w:val="Heading1"/>
+        <w:keepNext/>
       </w:pPr>
       <w:r>
         <w:t>第五章——阶段总结</w:t>
@@ -1696,6 +1924,8 @@
     <w:p>
       <w:pPr>
         <w:pStyle w:val="Heading2"/>
+        <w:keepNext/>
+        <w:spacing w:after="360"/>
       </w:pPr>
       <w:r>
         <w:t>5.1 当前状态与后续工作</w:t>
@@ -1704,9 +1934,15 @@
     <w:p>
       <w:pPr>
         <w:widowControl/>
+        <w:spacing w:line="360" w:lineRule="auto" w:after="360"/>
+        <w:ind w:firstLine="0"/>
         <w:jc w:val="both"/>
       </w:pPr>
       <w:r>
+        <w:rPr>
+          <w:rFonts w:ascii="Times New Roman" w:hAnsi="Times New Roman" w:eastAsia="SimSun"/>
+          <w:sz w:val="24"/>
+        </w:rPr>
         <w:t>第一、二周通过客户沟通、需求分析、技术研究与初步开发，建立了二维码库存网站的原型，目前待客户检视。实际反馈、修改与维护将在取得资料后另外记录。本部分仅涵盖前两周，作为较长实习报告的开端。</w:t>
       </w:r>
     </w:p>
@@ -1718,6 +1954,63 @@
     <w:p>
       <w:pPr>
         <w:pStyle w:val="Heading1"/>
+      </w:pPr>
+      <w:r>
+        <w:t>参考资料</w:t>
+      </w:r>
+    </w:p>
+    <w:p>
+      <w:pPr>
+        <w:spacing w:line="360" w:lineRule="auto" w:after="240"/>
+      </w:pPr>
+      <w:r>
+        <w:t>Bakti Makmur (M) Sdn. Bhd. (2026) Internship offer letter to Wong Sook En, 15 September. Unpublished document; company details only.</w:t>
+      </w:r>
+    </w:p>
+    <w:p>
+      <w:pPr>
+        <w:spacing w:line="360" w:lineRule="auto" w:after="240"/>
+      </w:pPr>
+      <w:r>
+        <w:t>Universiti Tunku Abdul Rahman (2026) Industrial Training Plan: Wong Sook En, FM-FES-ITC-004, revision 4, 13 October. Unpublished training document.</w:t>
+      </w:r>
+    </w:p>
+    <w:p>
+      <w:pPr>
+        <w:spacing w:line="360" w:lineRule="auto" w:after="240"/>
+      </w:pPr>
+      <w:r>
+        <w:t>Universiti Tunku Abdul Rahman (2024a) Industrial Training Report Guidelines (Engineering, Architecture and Science), GD-FES-ITC-007, revision 6, effective 1 April.</w:t>
+      </w:r>
+    </w:p>
+    <w:p>
+      <w:pPr>
+        <w:spacing w:line="360" w:lineRule="auto" w:after="240"/>
+      </w:pPr>
+      <w:r>
+        <w:t>Universiti Tunku Abdul Rahman (2024b) GD008 IT Report Template 2024. Report template.</w:t>
+      </w:r>
+    </w:p>
+    <w:p>
+      <w:pPr>
+        <w:spacing w:line="360" w:lineRule="auto" w:after="240"/>
+      </w:pPr>
+      <w:r>
+        <w:t>Google (n.d.) Apps Script documentation. Available at: https://developers.google.com/apps-script/.</w:t>
+      </w:r>
+    </w:p>
+    <w:p>
+      <w:pPr>
+        <w:spacing w:line="360" w:lineRule="auto" w:after="240"/>
+      </w:pPr>
+      <w:r>
+        <w:t>MDN Web Docs (n.d.) Web technology documentation: HTML, CSS and JavaScript. Available at: https://developer.mozilla.org/.</w:t>
+      </w:r>
+    </w:p>
+    <w:p>
+      <w:pPr>
+        <w:pStyle w:val="Heading1"/>
+        <w:pageBreakBefore/>
       </w:pPr>
       <w:r>
         <w:t>附录 A——需求、计划及测试案例</w:t>
@@ -12079,7 +12372,7 @@
     <w:sectPr>
       <w:headerReference w:type="default" r:id="rId17"/>
       <w:footerReference w:type="default" r:id="rId18"/>
-      <w:pgSz w:h="16840" w:w="11910" w:orient="portrait"/>
+      <w:pgSz w:h="16838" w:w="11906" w:orient="portrait"/>
       <w:pgMar w:bottom="1660" w:top="1320" w:left="1080" w:right="500" w:header="0" w:footer="1474"/>
       <w:pgNumType w:fmt="decimal" w:start="1"/>
     </w:sectPr>
@@ -12655,7 +12948,7 @@
     <w:name w:val="Normal"/>
     <w:qFormat w:val="1"/>
     <w:pPr>
-      <w:spacing w:line="360" w:lineRule="auto" w:after="200"/>
+      <w:spacing w:line="360" w:lineRule="auto" w:after="360"/>
     </w:pPr>
     <w:rPr>
       <w:rFonts w:ascii="Times New Roman" w:cs="Arial MT" w:eastAsia="SimSun" w:hAnsi="Times New Roman"/>
